--- a/res/programmes/Cybersecurite-pour-les-equipes-IT-27h.docx
+++ b/res/programmes/Cybersecurite-pour-les-equipes-IT-27h.docx
@@ -198,7 +198,7 @@
         <w:pStyle w:val="ProgBody"/>
       </w:pPr>
       <w:r>
-        <w:t>Ce programme donne aux équipes IT les connaissances en sécurité dont elles ont besoin au quotidien. Les participants apprennent comment opèrent les attaquants, puis sécurisent les réseaux, les postes et serveurs Windows et Linux, les accès et les données, mènent les opérations de sécurité de base qui permettent de survivre à un rançongiciel, et répondent à un incident selon la NIST SP 800-61 Rév. 3. Ils terminent par la gouvernance : politiques, ISO/IEC 27001:2022, NIST CSF 2.0, RGPD et loi organique tunisienne 2004-63 sur la protection des données personnelles. Chaque chapitre se termine par un TP ou un exercice, et le programme s’achève par un projet final où les équipes évaluent une petite entreprise et présentent un plan de durcissement.</w:t>
+        <w:t>Ce programme donne aux équipes IT les connaissances en sécurité dont elles ont besoin au quotidien. Les participants apprennent comment opèrent les attaquants, puis sécurisent les réseaux, les postes et serveurs Windows et Linux, les accès et les données, mènent les opérations de sécurité de base qui permettent de se relever d’un rançongiciel, et répondent à un incident selon la NIST SP 800-61 Rev. 3. Ils terminent par la gouvernance : politiques, ISO/IEC 27001:2022, NIST CSF 2.0, RGPD et loi organique tunisienne 2004-63 sur la protection des données personnelles. Chaque chapitre se termine par un TP ou un exercice, et le programme s’achève par un projet final où les équipes évaluent une petite entreprise et présentent un plan de durcissement.</w:t>
       </w:r>
     </w:p>
     <w:p>
@@ -1367,7 +1367,7 @@
         <w:pStyle w:val="ProgIntro"/>
       </w:pPr>
       <w:r>
-        <w:t>Les participants collectent les journaux et alertes utiles et construisent des sauvegardes qui résistent aux rançongiciels, répondent à un incident selon l’approche NIST SP 800-61 Rév. 3, puis abordent la sécurité comme gouvernance : politiques, ISO/IEC 27001:2022, NIST CSF 2.0, RGPD, loi organique tunisienne 2004-63 et culture de sécurité. Exercice validé : un exercice sur table d’attaque par rançongiciel mené par chaque équipe, avec une restauration testée.</w:t>
+        <w:t>Les participants collectent les journaux et alertes utiles et construisent des sauvegardes qui résistent aux rançongiciels, répondent à un incident selon l’approche NIST SP 800-61 Rev. 3, puis abordent la sécurité comme gouvernance : politiques, ISO/IEC 27001:2022, NIST CSF 2.0, RGPD, loi organique tunisienne 2004-63 et culture de sécurité. Exercice validé : un exercice sur table d’attaque par rançongiciel mené par chaque équipe, avec une restauration testée.</w:t>
       </w:r>
     </w:p>
     <w:tbl>
@@ -1556,7 +1556,7 @@
               <w:pStyle w:val="ProgTableText"/>
             </w:pPr>
             <w:r>
-              <w:t>NIST SP 800-61 Rév. 3, première réponse, communication</w:t>
+              <w:t>NIST SP 800-61 Rev. 3, première réponse, communication</w:t>
             </w:r>
           </w:p>
         </w:tc>

--- a/res/programmes/Cybersecurite-pour-les-equipes-IT-27h.docx
+++ b/res/programmes/Cybersecurite-pour-les-equipes-IT-27h.docx
@@ -32,7 +32,13 @@
                     <pic:cNvPicPr/>
                   </pic:nvPicPr>
                   <pic:blipFill>
-                    <a:blip r:embed="rId12"/>
+                    <a:blip r:embed="rId12">
+                      <a:extLst>
+                        <a:ext uri="{96DAC541-7B7A-43D3-8B79-37D633B846F1}">
+                          <asvg:svgBlip xmlns:asvg="http://schemas.microsoft.com/office/drawing/2016/SVG/main" r:embed="rId13"/>
+                        </a:ext>
+                      </a:extLst>
+                    </a:blip>
                     <a:stretch>
                       <a:fillRect/>
                     </a:stretch>
@@ -118,7 +124,7 @@
             <w:r>
               <w:drawing>
                 <wp:inline xmlns:a="http://schemas.openxmlformats.org/drawingml/2006/main" xmlns:pic="http://schemas.openxmlformats.org/drawingml/2006/picture">
-                  <wp:extent cx="516649" cy="486000"/>
+                  <wp:extent cx="516563" cy="486000"/>
                   <wp:docPr id="901" name="Picture 901"/>
                   <wp:cNvGraphicFramePr>
                     <a:graphicFrameLocks noChangeAspect="1"/>
@@ -131,7 +137,13 @@
                           <pic:cNvPicPr/>
                         </pic:nvPicPr>
                         <pic:blipFill>
-                          <a:blip r:embed="rId13"/>
+                          <a:blip r:embed="rId14">
+                            <a:extLst>
+                              <a:ext uri="{96DAC541-7B7A-43D3-8B79-37D633B846F1}">
+                                <asvg:svgBlip xmlns:asvg="http://schemas.microsoft.com/office/drawing/2016/SVG/main" r:embed="rId15"/>
+                              </a:ext>
+                            </a:extLst>
+                          </a:blip>
                           <a:stretch>
                             <a:fillRect/>
                           </a:stretch>
@@ -139,7 +151,7 @@
                         <pic:spPr>
                           <a:xfrm>
                             <a:off x="0" y="0"/>
-                            <a:ext cx="516649" cy="486000"/>
+                            <a:ext cx="516563" cy="486000"/>
                           </a:xfrm>
                           <a:prstGeom prst="rect"/>
                         </pic:spPr>
@@ -2047,7 +2059,7 @@
     <w:r>
       <w:drawing>
         <wp:inline xmlns:a="http://schemas.openxmlformats.org/drawingml/2006/main" xmlns:pic="http://schemas.openxmlformats.org/drawingml/2006/picture">
-          <wp:extent cx="114811" cy="108000"/>
+          <wp:extent cx="114792" cy="108000"/>
           <wp:docPr id="1" name="Picture 1"/>
           <wp:cNvGraphicFramePr>
             <a:graphicFrameLocks noChangeAspect="1"/>
@@ -2060,7 +2072,13 @@
                   <pic:cNvPicPr/>
                 </pic:nvPicPr>
                 <pic:blipFill>
-                  <a:blip r:embed="rId1"/>
+                  <a:blip r:embed="rId1">
+                    <a:extLst>
+                      <a:ext uri="{96DAC541-7B7A-43D3-8B79-37D633B846F1}">
+                        <asvg:svgBlip xmlns:asvg="http://schemas.microsoft.com/office/drawing/2016/SVG/main" r:embed="rId2"/>
+                      </a:ext>
+                    </a:extLst>
+                  </a:blip>
                   <a:stretch>
                     <a:fillRect/>
                   </a:stretch>
@@ -2068,7 +2086,7 @@
                 <pic:spPr>
                   <a:xfrm>
                     <a:off x="0" y="0"/>
-                    <a:ext cx="114811" cy="108000"/>
+                    <a:ext cx="114792" cy="108000"/>
                   </a:xfrm>
                   <a:prstGeom prst="rect"/>
                 </pic:spPr>
